--- a/applications/letters/32_Will_McGowan_CoverLetter_FTIConsulting.docx
+++ b/applications/letters/32_Will_McGowan_CoverLetter_FTIConsulting.docx
@@ -161,7 +161,7 @@
         <w:rPr>
           <w:b w:val="0"/>
         </w:rPr>
-        <w:t>Consulting appeals to me for the range of problems and the standard of thinking it demands: a recommendation has to be structured, evidenced and clear enough for a client to act on. My dissertation applies the same discipline to a broad question, whether news improves forecasts of European gas volatility, by breaking it into testable parts using mixed-frequency (MIDAS) models and out-of-sample comparisons against benchmarks. In co-founding the Strathclyde Agricapital Society, I built an organisation from launch to 126 members and led weekly sessions on transactions such as Olam Agri's USD 1.24bn stake sale to SALIC.</w:t>
+        <w:t>Consulting appeals to me for the range of problems and the standard of thinking it demands: a recommendation has to be structured, evidenced and clear enough for a client to act on. My dissertation applies the same discipline to a broad question, whether governments that hedge oil for their economies change how their currencies react to OPEC news, by breaking it into three testable predictions for Norway, Russia and Mexico and testing each with event studies and difference-in-differences. In co-founding the Strathclyde Agricapital Society, I built an organisation from launch to 126 members and led weekly sessions on transactions such as Olam Agri's USD 1.24bn stake sale to SALIC.</w:t>
       </w:r>
     </w:p>
     <w:p>
@@ -172,7 +172,7 @@
         <w:rPr>
           <w:b w:val="0"/>
         </w:rPr>
-        <w:t>FTI Consulting's Economic and Financial Consulting practice stands out to me because its analysis has to survive scrutiny from opposing experts, tribunals and regulators, and because it is building out its energy advice, appointing Emmanuel Fages, an energy economist with more than 30 years' experience across utilities and financial energy markets, in July 2026. Testing my gas volatility models against benchmarks with formal statistical tests has taught me to build analysis that can be defended line by line.</w:t>
+        <w:t>FTI Consulting's Economic and Financial Consulting practice stands out to me because its analysis has to survive scrutiny from opposing experts, tribunals and regulators, and because it is building out its energy advice, appointing Emmanuel Fages, an energy economist with more than 30 years' experience across utilities and financial energy markets, in July 2026. Testing my dissertation's predictions with event studies, difference-in-differences and placebo checks is teaching me to build analysis that can be defended line by line.</w:t>
       </w:r>
     </w:p>
     <w:p>
